--- a/Document/Các chế độ chơi (AutoRecovered).docx
+++ b/Document/Các chế độ chơi (AutoRecovered).docx
@@ -284,7 +284,13 @@
         <w:t>Alien gặp phải: Basic Alien(Tanker, lv1), Cranium-helmet Alien(Tanker, lv2)</w:t>
       </w:r>
       <w:r>
-        <w:t>, Space cadet(DPS, lv2), Boxer Alien(DPS, lv4),</w:t>
+        <w:t>, Space cadet(DPS, lv</w:t>
+      </w:r>
+      <w:r>
+        <w:t>3</w:t>
+      </w:r>
+      <w:r>
+        <w:t>), Boxer Alien(DPS, lv4),</w:t>
       </w:r>
       <w:r>
         <w:t xml:space="preserve"> </w:t>
